--- a/src/content/bios/Vieira de Mello-S 2017.docx
+++ b/src/content/bios/Vieira de Mello-S 2017.docx
@@ -9846,7 +9846,7 @@
             <w:u w:val="none"/>
             <w:lang w:val="en-GB"/>
           </w:rPr>
-          <w:t>www.youtube.com/watch?v= ojj4J8ZLLxE</w:t>
+          <w:t>www.youtube.com/watch?v=ojj4J8ZLLxE</w:t>
         </w:r>
       </w:hyperlink>
       <w:r>
